--- a/dataset/guides/HW/guide/IT-HW-001_업무 PC 기본 장애 대응 가이드.docx
+++ b/dataset/guides/HW/guide/IT-HW-001_업무 PC 기본 장애 대응 가이드.docx
@@ -3760,13 +3760,38 @@
               <w:jc w:val="center"/>
             </w:pPr>
             <w:r>
-              <w:rPr>
-                <w:rFonts w:ascii="맑은 고딕" w:cs="맑은 고딕" w:eastAsia="맑은 고딕" w:hAnsi="맑은 고딕"/>
-                <w:i/>
-                <w:iCs/>
-                <w:color w:val="8A949E"/>
-              </w:rPr>
-              <w:t xml:space="preserve">[스크린샷 첨부 위치]</w:t>
+              <w:drawing>
+                <wp:inline xmlns:a="http://schemas.openxmlformats.org/drawingml/2006/main" xmlns:pic="http://schemas.openxmlformats.org/drawingml/2006/picture">
+                  <wp:extent cx="5955030" cy="2580513"/>
+                  <wp:docPr id="1" name="Picture 1" descr="그림 3.1. C드라이브 [속성] &gt; [디스크 정리] 화면. 삭제할 항목 체크 위치를 표시한다."/>
+                  <wp:cNvGraphicFramePr>
+                    <a:graphicFrameLocks noChangeAspect="1"/>
+                  </wp:cNvGraphicFramePr>
+                  <a:graphic>
+                    <a:graphicData uri="http://schemas.openxmlformats.org/drawingml/2006/picture">
+                      <pic:pic>
+                        <pic:nvPicPr>
+                          <pic:cNvPr id="0" name="IT-HW-001_fig3.1.png"/>
+                          <pic:cNvPicPr/>
+                        </pic:nvPicPr>
+                        <pic:blipFill>
+                          <a:blip r:embed="rId13"/>
+                          <a:stretch>
+                            <a:fillRect/>
+                          </a:stretch>
+                        </pic:blipFill>
+                        <pic:spPr>
+                          <a:xfrm>
+                            <a:off x="0" y="0"/>
+                            <a:ext cx="5955030" cy="2580513"/>
+                          </a:xfrm>
+                          <a:prstGeom prst="rect"/>
+                        </pic:spPr>
+                      </pic:pic>
+                    </a:graphicData>
+                  </a:graphic>
+                </wp:inline>
+              </w:drawing>
             </w:r>
           </w:p>
         </w:tc>
@@ -4373,13 +4398,38 @@
               <w:jc w:val="center"/>
             </w:pPr>
             <w:r>
-              <w:rPr>
-                <w:rFonts w:ascii="맑은 고딕" w:cs="맑은 고딕" w:eastAsia="맑은 고딕" w:hAnsi="맑은 고딕"/>
-                <w:i/>
-                <w:iCs/>
-                <w:color w:val="8A949E"/>
-              </w:rPr>
-              <w:t xml:space="preserve">[스크린샷 첨부 위치]</w:t>
+              <w:drawing>
+                <wp:inline xmlns:a="http://schemas.openxmlformats.org/drawingml/2006/main" xmlns:pic="http://schemas.openxmlformats.org/drawingml/2006/picture">
+                  <wp:extent cx="5955030" cy="2580513"/>
+                  <wp:docPr id="2" name="Picture 2" descr="그림 3.2. 작업 관리자 [시작 프로그램] 탭. 프로그램을 선택하고 [사용 안 함]을 누르는 위치를 표시한다."/>
+                  <wp:cNvGraphicFramePr>
+                    <a:graphicFrameLocks noChangeAspect="1"/>
+                  </wp:cNvGraphicFramePr>
+                  <a:graphic>
+                    <a:graphicData uri="http://schemas.openxmlformats.org/drawingml/2006/picture">
+                      <pic:pic>
+                        <pic:nvPicPr>
+                          <pic:cNvPr id="0" name="IT-HW-001_fig3.2.png"/>
+                          <pic:cNvPicPr/>
+                        </pic:nvPicPr>
+                        <pic:blipFill>
+                          <a:blip r:embed="rId14"/>
+                          <a:stretch>
+                            <a:fillRect/>
+                          </a:stretch>
+                        </pic:blipFill>
+                        <pic:spPr>
+                          <a:xfrm>
+                            <a:off x="0" y="0"/>
+                            <a:ext cx="5955030" cy="2580513"/>
+                          </a:xfrm>
+                          <a:prstGeom prst="rect"/>
+                        </pic:spPr>
+                      </pic:pic>
+                    </a:graphicData>
+                  </a:graphic>
+                </wp:inline>
+              </w:drawing>
             </w:r>
           </w:p>
         </w:tc>
@@ -4948,6 +4998,105 @@
         <w:t xml:space="preserve">헬프데스크에 원격 점검을 요청합니다. 담당자가 메모리 증설이나 저장 장치 교체를 진행합니다.</w:t>
       </w:r>
     </w:p>
+    <w:tbl>
+      <w:tblPr>
+        <w:tblW w:type="dxa" w:w="9638"/>
+        <w:tblBorders>
+          <w:top w:val="single" w:color="auto" w:sz="4"/>
+          <w:left w:val="single" w:color="auto" w:sz="4"/>
+          <w:bottom w:val="single" w:color="auto" w:sz="4"/>
+          <w:right w:val="single" w:color="auto" w:sz="4"/>
+          <w:insideH w:val="single" w:color="auto" w:sz="4"/>
+          <w:insideV w:val="single" w:color="auto" w:sz="4"/>
+        </w:tblBorders>
+      </w:tblPr>
+      <w:tblGrid>
+        <w:gridCol w:w="9638"/>
+      </w:tblGrid>
+      <w:tr>
+        <w:tc>
+          <w:tcPr>
+            <w:tcW w:type="dxa" w:w="9638"/>
+            <w:tcBorders>
+              <w:top w:val="single" w:color="C9D3DC" w:sz="4"/>
+              <w:left w:val="single" w:color="C9D3DC" w:sz="4"/>
+              <w:bottom w:val="single" w:color="C9D3DC" w:sz="4"/>
+              <w:right w:val="single" w:color="C9D3DC" w:sz="4"/>
+            </w:tcBorders>
+            <w:tcMar>
+              <w:top w:type="dxa" w:w="70"/>
+              <w:left w:type="dxa" w:w="110"/>
+              <w:bottom w:type="dxa" w:w="70"/>
+              <w:right w:type="dxa" w:w="110"/>
+            </w:tcMar>
+          </w:tcPr>
+          <w:p>
+            <w:pPr>
+              <w:spacing w:after="400" w:before="400"/>
+              <w:jc w:val="center"/>
+            </w:pPr>
+            <w:r>
+              <w:drawing>
+                <wp:inline xmlns:a="http://schemas.openxmlformats.org/drawingml/2006/main" xmlns:pic="http://schemas.openxmlformats.org/drawingml/2006/picture">
+                  <wp:extent cx="5955030" cy="2580513"/>
+                  <wp:docPr id="5" name="Picture 5" descr="그림 3.3. 작업 관리자 [성능] 탭의 메모리 화면. 메모리 사용률을 확인하는 위치를 표시한다."/>
+                  <wp:cNvGraphicFramePr>
+                    <a:graphicFrameLocks noChangeAspect="1"/>
+                  </wp:cNvGraphicFramePr>
+                  <a:graphic>
+                    <a:graphicData uri="http://schemas.openxmlformats.org/drawingml/2006/picture">
+                      <pic:pic>
+                        <pic:nvPicPr>
+                          <pic:cNvPr id="0" name="IT-HW-001_fig3.3.png"/>
+                          <pic:cNvPicPr/>
+                        </pic:nvPicPr>
+                        <pic:blipFill>
+                          <a:blip r:embed="rId17"/>
+                          <a:stretch>
+                            <a:fillRect/>
+                          </a:stretch>
+                        </pic:blipFill>
+                        <pic:spPr>
+                          <a:xfrm>
+                            <a:off x="0" y="0"/>
+                            <a:ext cx="5955030" cy="2580513"/>
+                          </a:xfrm>
+                          <a:prstGeom prst="rect"/>
+                        </pic:spPr>
+                      </pic:pic>
+                    </a:graphicData>
+                  </a:graphic>
+                </wp:inline>
+              </w:drawing>
+            </w:r>
+          </w:p>
+        </w:tc>
+      </w:tr>
+    </w:tbl>
+    <w:p>
+      <w:pPr>
+        <w:spacing w:after="100" w:before="60"/>
+      </w:pPr>
+      <w:r>
+        <w:rPr>
+          <w:rFonts w:ascii="맑은 고딕" w:cs="맑은 고딕" w:eastAsia="맑은 고딕" w:hAnsi="맑은 고딕"/>
+          <w:b/>
+          <w:bCs/>
+          <w:color w:val="4A5560"/>
+          <w:sz w:val="18"/>
+          <w:szCs w:val="18"/>
+        </w:rPr>
+        <w:t xml:space="preserve">그림 3.3. </w:t>
+      </w:r>
+      <w:r>
+        <w:rPr>
+          <w:rFonts w:ascii="맑은 고딕" w:cs="맑은 고딕" w:eastAsia="맑은 고딕" w:hAnsi="맑은 고딕"/>
+          <w:sz w:val="18"/>
+          <w:szCs w:val="18"/>
+        </w:rPr>
+        <w:t>작업 관리자 [성능] 탭의 메모리 화면. 메모리 사용률을 확인하는 위치를 표시한다.</w:t>
+      </w:r>
+    </w:p>
     <w:p>
       <w:pPr>
         <w:pStyle w:val="Heading3"/>
@@ -5471,6 +5620,105 @@
         <w:t xml:space="preserve">그래도 켜지지 않으면 헬프데스크에 문의합니다. 담당자가 어댑터를 점검·교체합니다.</w:t>
       </w:r>
     </w:p>
+    <w:tbl>
+      <w:tblPr>
+        <w:tblW w:type="dxa" w:w="9638"/>
+        <w:tblBorders>
+          <w:top w:val="single" w:color="auto" w:sz="4"/>
+          <w:left w:val="single" w:color="auto" w:sz="4"/>
+          <w:bottom w:val="single" w:color="auto" w:sz="4"/>
+          <w:right w:val="single" w:color="auto" w:sz="4"/>
+          <w:insideH w:val="single" w:color="auto" w:sz="4"/>
+          <w:insideV w:val="single" w:color="auto" w:sz="4"/>
+        </w:tblBorders>
+      </w:tblPr>
+      <w:tblGrid>
+        <w:gridCol w:w="9638"/>
+      </w:tblGrid>
+      <w:tr>
+        <w:tc>
+          <w:tcPr>
+            <w:tcW w:type="dxa" w:w="9638"/>
+            <w:tcBorders>
+              <w:top w:val="single" w:color="C9D3DC" w:sz="4"/>
+              <w:left w:val="single" w:color="C9D3DC" w:sz="4"/>
+              <w:bottom w:val="single" w:color="C9D3DC" w:sz="4"/>
+              <w:right w:val="single" w:color="C9D3DC" w:sz="4"/>
+            </w:tcBorders>
+            <w:tcMar>
+              <w:top w:type="dxa" w:w="70"/>
+              <w:left w:type="dxa" w:w="110"/>
+              <w:bottom w:type="dxa" w:w="70"/>
+              <w:right w:type="dxa" w:w="110"/>
+            </w:tcMar>
+          </w:tcPr>
+          <w:p>
+            <w:pPr>
+              <w:spacing w:after="400" w:before="400"/>
+              <w:jc w:val="center"/>
+            </w:pPr>
+            <w:r>
+              <w:drawing>
+                <wp:inline xmlns:a="http://schemas.openxmlformats.org/drawingml/2006/main" xmlns:pic="http://schemas.openxmlformats.org/drawingml/2006/picture">
+                  <wp:extent cx="5955030" cy="2580513"/>
+                  <wp:docPr id="6" name="Picture 6" descr="그림 3.4. 노트북 전원 연결 그림. 충전 표시등, 전원 버튼, 콘센트 위치를 표시한다."/>
+                  <wp:cNvGraphicFramePr>
+                    <a:graphicFrameLocks noChangeAspect="1"/>
+                  </wp:cNvGraphicFramePr>
+                  <a:graphic>
+                    <a:graphicData uri="http://schemas.openxmlformats.org/drawingml/2006/picture">
+                      <pic:pic>
+                        <pic:nvPicPr>
+                          <pic:cNvPr id="0" name="IT-HW-001_fig3.4.png"/>
+                          <pic:cNvPicPr/>
+                        </pic:nvPicPr>
+                        <pic:blipFill>
+                          <a:blip r:embed="rId18"/>
+                          <a:stretch>
+                            <a:fillRect/>
+                          </a:stretch>
+                        </pic:blipFill>
+                        <pic:spPr>
+                          <a:xfrm>
+                            <a:off x="0" y="0"/>
+                            <a:ext cx="5955030" cy="2580513"/>
+                          </a:xfrm>
+                          <a:prstGeom prst="rect"/>
+                        </pic:spPr>
+                      </pic:pic>
+                    </a:graphicData>
+                  </a:graphic>
+                </wp:inline>
+              </w:drawing>
+            </w:r>
+          </w:p>
+        </w:tc>
+      </w:tr>
+    </w:tbl>
+    <w:p>
+      <w:pPr>
+        <w:spacing w:after="100" w:before="60"/>
+      </w:pPr>
+      <w:r>
+        <w:rPr>
+          <w:rFonts w:ascii="맑은 고딕" w:cs="맑은 고딕" w:eastAsia="맑은 고딕" w:hAnsi="맑은 고딕"/>
+          <w:b/>
+          <w:bCs/>
+          <w:color w:val="4A5560"/>
+          <w:sz w:val="18"/>
+          <w:szCs w:val="18"/>
+        </w:rPr>
+        <w:t xml:space="preserve">그림 3.4. </w:t>
+      </w:r>
+      <w:r>
+        <w:rPr>
+          <w:rFonts w:ascii="맑은 고딕" w:cs="맑은 고딕" w:eastAsia="맑은 고딕" w:hAnsi="맑은 고딕"/>
+          <w:sz w:val="18"/>
+          <w:szCs w:val="18"/>
+        </w:rPr>
+        <w:t>노트북 전원 연결 그림. 충전 표시등, 전원 버튼, 콘센트 위치를 표시한다.</w:t>
+      </w:r>
+    </w:p>
     <w:p>
       <w:pPr>
         <w:pStyle w:val="Heading3"/>
@@ -5962,6 +6210,105 @@
         <w:t xml:space="preserve">헬프데스크에 문의합니다. 담당자가 안전 모드로 들어가 드라이버를 이전 버전으로 되돌립니다.</w:t>
       </w:r>
     </w:p>
+    <w:tbl>
+      <w:tblPr>
+        <w:tblW w:type="dxa" w:w="9638"/>
+        <w:tblBorders>
+          <w:top w:val="single" w:color="auto" w:sz="4"/>
+          <w:left w:val="single" w:color="auto" w:sz="4"/>
+          <w:bottom w:val="single" w:color="auto" w:sz="4"/>
+          <w:right w:val="single" w:color="auto" w:sz="4"/>
+          <w:insideH w:val="single" w:color="auto" w:sz="4"/>
+          <w:insideV w:val="single" w:color="auto" w:sz="4"/>
+        </w:tblBorders>
+      </w:tblPr>
+      <w:tblGrid>
+        <w:gridCol w:w="9638"/>
+      </w:tblGrid>
+      <w:tr>
+        <w:tc>
+          <w:tcPr>
+            <w:tcW w:type="dxa" w:w="9638"/>
+            <w:tcBorders>
+              <w:top w:val="single" w:color="C9D3DC" w:sz="4"/>
+              <w:left w:val="single" w:color="C9D3DC" w:sz="4"/>
+              <w:bottom w:val="single" w:color="C9D3DC" w:sz="4"/>
+              <w:right w:val="single" w:color="C9D3DC" w:sz="4"/>
+            </w:tcBorders>
+            <w:tcMar>
+              <w:top w:type="dxa" w:w="70"/>
+              <w:left w:type="dxa" w:w="110"/>
+              <w:bottom w:type="dxa" w:w="70"/>
+              <w:right w:type="dxa" w:w="110"/>
+            </w:tcMar>
+          </w:tcPr>
+          <w:p>
+            <w:pPr>
+              <w:spacing w:after="400" w:before="400"/>
+              <w:jc w:val="center"/>
+            </w:pPr>
+            <w:r>
+              <w:drawing>
+                <wp:inline xmlns:a="http://schemas.openxmlformats.org/drawingml/2006/main" xmlns:pic="http://schemas.openxmlformats.org/drawingml/2006/picture">
+                  <wp:extent cx="5955030" cy="2580513"/>
+                  <wp:docPr id="7" name="Picture 7" descr="그림 3.5. 파란 화면(블루스크린) 예시. 사진으로 찍어 둘 오류 문구 위치를 표시한다."/>
+                  <wp:cNvGraphicFramePr>
+                    <a:graphicFrameLocks noChangeAspect="1"/>
+                  </wp:cNvGraphicFramePr>
+                  <a:graphic>
+                    <a:graphicData uri="http://schemas.openxmlformats.org/drawingml/2006/picture">
+                      <pic:pic>
+                        <pic:nvPicPr>
+                          <pic:cNvPr id="0" name="IT-HW-001_fig3.5.png"/>
+                          <pic:cNvPicPr/>
+                        </pic:nvPicPr>
+                        <pic:blipFill>
+                          <a:blip r:embed="rId19"/>
+                          <a:stretch>
+                            <a:fillRect/>
+                          </a:stretch>
+                        </pic:blipFill>
+                        <pic:spPr>
+                          <a:xfrm>
+                            <a:off x="0" y="0"/>
+                            <a:ext cx="5955030" cy="2580513"/>
+                          </a:xfrm>
+                          <a:prstGeom prst="rect"/>
+                        </pic:spPr>
+                      </pic:pic>
+                    </a:graphicData>
+                  </a:graphic>
+                </wp:inline>
+              </w:drawing>
+            </w:r>
+          </w:p>
+        </w:tc>
+      </w:tr>
+    </w:tbl>
+    <w:p>
+      <w:pPr>
+        <w:spacing w:after="100" w:before="60"/>
+      </w:pPr>
+      <w:r>
+        <w:rPr>
+          <w:rFonts w:ascii="맑은 고딕" w:cs="맑은 고딕" w:eastAsia="맑은 고딕" w:hAnsi="맑은 고딕"/>
+          <w:b/>
+          <w:bCs/>
+          <w:color w:val="4A5560"/>
+          <w:sz w:val="18"/>
+          <w:szCs w:val="18"/>
+        </w:rPr>
+        <w:t xml:space="preserve">그림 3.5. </w:t>
+      </w:r>
+      <w:r>
+        <w:rPr>
+          <w:rFonts w:ascii="맑은 고딕" w:cs="맑은 고딕" w:eastAsia="맑은 고딕" w:hAnsi="맑은 고딕"/>
+          <w:sz w:val="18"/>
+          <w:szCs w:val="18"/>
+        </w:rPr>
+        <w:t>파란 화면(블루스크린) 예시. 사진으로 찍어 둘 오류 문구 위치를 표시한다.</w:t>
+      </w:r>
+    </w:p>
     <w:p>
       <w:pPr>
         <w:pStyle w:val="Heading3"/>
@@ -6523,13 +6870,38 @@
               <w:jc w:val="center"/>
             </w:pPr>
             <w:r>
-              <w:rPr>
-                <w:rFonts w:ascii="맑은 고딕" w:cs="맑은 고딕" w:eastAsia="맑은 고딕" w:hAnsi="맑은 고딕"/>
-                <w:i/>
-                <w:iCs/>
-                <w:color w:val="8A949E"/>
-              </w:rPr>
-              <w:t xml:space="preserve">[스크린샷 첨부 위치]</w:t>
+              <w:drawing>
+                <wp:inline xmlns:a="http://schemas.openxmlformats.org/drawingml/2006/main" xmlns:pic="http://schemas.openxmlformats.org/drawingml/2006/picture">
+                  <wp:extent cx="5955030" cy="2580513"/>
+                  <wp:docPr id="3" name="Picture 3" descr="그림 3.6. 복구 키 입력 화면. 복구 키 ID가 표시되는 위치를 표시한다."/>
+                  <wp:cNvGraphicFramePr>
+                    <a:graphicFrameLocks noChangeAspect="1"/>
+                  </wp:cNvGraphicFramePr>
+                  <a:graphic>
+                    <a:graphicData uri="http://schemas.openxmlformats.org/drawingml/2006/picture">
+                      <pic:pic>
+                        <pic:nvPicPr>
+                          <pic:cNvPr id="0" name="IT-HW-001_fig3.6.png"/>
+                          <pic:cNvPicPr/>
+                        </pic:nvPicPr>
+                        <pic:blipFill>
+                          <a:blip r:embed="rId15"/>
+                          <a:stretch>
+                            <a:fillRect/>
+                          </a:stretch>
+                        </pic:blipFill>
+                        <pic:spPr>
+                          <a:xfrm>
+                            <a:off x="0" y="0"/>
+                            <a:ext cx="5955030" cy="2580513"/>
+                          </a:xfrm>
+                          <a:prstGeom prst="rect"/>
+                        </pic:spPr>
+                      </pic:pic>
+                    </a:graphicData>
+                  </a:graphic>
+                </wp:inline>
+              </w:drawing>
             </w:r>
           </w:p>
         </w:tc>
@@ -7018,6 +7390,105 @@
         <w:t xml:space="preserve">같은 증상이면 헬프데스크에 문의합니다. 담당자가 안전 모드로 들어가 시스템 파일을 복구합니다.</w:t>
       </w:r>
     </w:p>
+    <w:tbl>
+      <w:tblPr>
+        <w:tblW w:type="dxa" w:w="9638"/>
+        <w:tblBorders>
+          <w:top w:val="single" w:color="auto" w:sz="4"/>
+          <w:left w:val="single" w:color="auto" w:sz="4"/>
+          <w:bottom w:val="single" w:color="auto" w:sz="4"/>
+          <w:right w:val="single" w:color="auto" w:sz="4"/>
+          <w:insideH w:val="single" w:color="auto" w:sz="4"/>
+          <w:insideV w:val="single" w:color="auto" w:sz="4"/>
+        </w:tblBorders>
+      </w:tblPr>
+      <w:tblGrid>
+        <w:gridCol w:w="9638"/>
+      </w:tblGrid>
+      <w:tr>
+        <w:tc>
+          <w:tcPr>
+            <w:tcW w:type="dxa" w:w="9638"/>
+            <w:tcBorders>
+              <w:top w:val="single" w:color="C9D3DC" w:sz="4"/>
+              <w:left w:val="single" w:color="C9D3DC" w:sz="4"/>
+              <w:bottom w:val="single" w:color="C9D3DC" w:sz="4"/>
+              <w:right w:val="single" w:color="C9D3DC" w:sz="4"/>
+            </w:tcBorders>
+            <w:tcMar>
+              <w:top w:type="dxa" w:w="70"/>
+              <w:left w:type="dxa" w:w="110"/>
+              <w:bottom w:type="dxa" w:w="70"/>
+              <w:right w:type="dxa" w:w="110"/>
+            </w:tcMar>
+          </w:tcPr>
+          <w:p>
+            <w:pPr>
+              <w:spacing w:after="400" w:before="400"/>
+              <w:jc w:val="center"/>
+            </w:pPr>
+            <w:r>
+              <w:drawing>
+                <wp:inline xmlns:a="http://schemas.openxmlformats.org/drawingml/2006/main" xmlns:pic="http://schemas.openxmlformats.org/drawingml/2006/picture">
+                  <wp:extent cx="5955030" cy="2580513"/>
+                  <wp:docPr id="8" name="Picture 8" descr="그림 3.7. 로그인 후 멈춘 화면 예시와 조치 순서."/>
+                  <wp:cNvGraphicFramePr>
+                    <a:graphicFrameLocks noChangeAspect="1"/>
+                  </wp:cNvGraphicFramePr>
+                  <a:graphic>
+                    <a:graphicData uri="http://schemas.openxmlformats.org/drawingml/2006/picture">
+                      <pic:pic>
+                        <pic:nvPicPr>
+                          <pic:cNvPr id="0" name="IT-HW-001_fig3.7.png"/>
+                          <pic:cNvPicPr/>
+                        </pic:nvPicPr>
+                        <pic:blipFill>
+                          <a:blip r:embed="rId20"/>
+                          <a:stretch>
+                            <a:fillRect/>
+                          </a:stretch>
+                        </pic:blipFill>
+                        <pic:spPr>
+                          <a:xfrm>
+                            <a:off x="0" y="0"/>
+                            <a:ext cx="5955030" cy="2580513"/>
+                          </a:xfrm>
+                          <a:prstGeom prst="rect"/>
+                        </pic:spPr>
+                      </pic:pic>
+                    </a:graphicData>
+                  </a:graphic>
+                </wp:inline>
+              </w:drawing>
+            </w:r>
+          </w:p>
+        </w:tc>
+      </w:tr>
+    </w:tbl>
+    <w:p>
+      <w:pPr>
+        <w:spacing w:after="100" w:before="60"/>
+      </w:pPr>
+      <w:r>
+        <w:rPr>
+          <w:rFonts w:ascii="맑은 고딕" w:cs="맑은 고딕" w:eastAsia="맑은 고딕" w:hAnsi="맑은 고딕"/>
+          <w:b/>
+          <w:bCs/>
+          <w:color w:val="4A5560"/>
+          <w:sz w:val="18"/>
+          <w:szCs w:val="18"/>
+        </w:rPr>
+        <w:t xml:space="preserve">그림 3.7. </w:t>
+      </w:r>
+      <w:r>
+        <w:rPr>
+          <w:rFonts w:ascii="맑은 고딕" w:cs="맑은 고딕" w:eastAsia="맑은 고딕" w:hAnsi="맑은 고딕"/>
+          <w:sz w:val="18"/>
+          <w:szCs w:val="18"/>
+        </w:rPr>
+        <w:t>로그인 후 멈춘 화면 예시와 조치 순서.</w:t>
+      </w:r>
+    </w:p>
     <w:p>
       <w:pPr>
         <w:pStyle w:val="Heading3"/>
@@ -7547,13 +8018,38 @@
               <w:jc w:val="center"/>
             </w:pPr>
             <w:r>
-              <w:rPr>
-                <w:rFonts w:ascii="맑은 고딕" w:cs="맑은 고딕" w:eastAsia="맑은 고딕" w:hAnsi="맑은 고딕"/>
-                <w:i/>
-                <w:iCs/>
-                <w:color w:val="8A949E"/>
-              </w:rPr>
-              <w:t xml:space="preserve">[스크린샷 첨부 위치]</w:t>
+              <w:drawing>
+                <wp:inline xmlns:a="http://schemas.openxmlformats.org/drawingml/2006/main" xmlns:pic="http://schemas.openxmlformats.org/drawingml/2006/picture">
+                  <wp:extent cx="5955030" cy="2580513"/>
+                  <wp:docPr id="4" name="Picture 4" descr="그림 3.8. Windows [설정] &gt; [시스템] &gt; [디스플레이] 화면. [감지] 버튼 위치를 표시한다."/>
+                  <wp:cNvGraphicFramePr>
+                    <a:graphicFrameLocks noChangeAspect="1"/>
+                  </wp:cNvGraphicFramePr>
+                  <a:graphic>
+                    <a:graphicData uri="http://schemas.openxmlformats.org/drawingml/2006/picture">
+                      <pic:pic>
+                        <pic:nvPicPr>
+                          <pic:cNvPr id="0" name="IT-HW-001_fig3.8.png"/>
+                          <pic:cNvPicPr/>
+                        </pic:nvPicPr>
+                        <pic:blipFill>
+                          <a:blip r:embed="rId16"/>
+                          <a:stretch>
+                            <a:fillRect/>
+                          </a:stretch>
+                        </pic:blipFill>
+                        <pic:spPr>
+                          <a:xfrm>
+                            <a:off x="0" y="0"/>
+                            <a:ext cx="5955030" cy="2580513"/>
+                          </a:xfrm>
+                          <a:prstGeom prst="rect"/>
+                        </pic:spPr>
+                      </pic:pic>
+                    </a:graphicData>
+                  </a:graphic>
+                </wp:inline>
+              </w:drawing>
             </w:r>
           </w:p>
         </w:tc>
@@ -8090,6 +8586,105 @@
         <w:t xml:space="preserve">케이블 불량이면 헬프데스크에 케이블 교체를 요청합니다.</w:t>
       </w:r>
     </w:p>
+    <w:tbl>
+      <w:tblPr>
+        <w:tblW w:type="dxa" w:w="9638"/>
+        <w:tblBorders>
+          <w:top w:val="single" w:color="auto" w:sz="4"/>
+          <w:left w:val="single" w:color="auto" w:sz="4"/>
+          <w:bottom w:val="single" w:color="auto" w:sz="4"/>
+          <w:right w:val="single" w:color="auto" w:sz="4"/>
+          <w:insideH w:val="single" w:color="auto" w:sz="4"/>
+          <w:insideV w:val="single" w:color="auto" w:sz="4"/>
+        </w:tblBorders>
+      </w:tblPr>
+      <w:tblGrid>
+        <w:gridCol w:w="9638"/>
+      </w:tblGrid>
+      <w:tr>
+        <w:tc>
+          <w:tcPr>
+            <w:tcW w:type="dxa" w:w="9638"/>
+            <w:tcBorders>
+              <w:top w:val="single" w:color="C9D3DC" w:sz="4"/>
+              <w:left w:val="single" w:color="C9D3DC" w:sz="4"/>
+              <w:bottom w:val="single" w:color="C9D3DC" w:sz="4"/>
+              <w:right w:val="single" w:color="C9D3DC" w:sz="4"/>
+            </w:tcBorders>
+            <w:tcMar>
+              <w:top w:type="dxa" w:w="70"/>
+              <w:left w:type="dxa" w:w="110"/>
+              <w:bottom w:type="dxa" w:w="70"/>
+              <w:right w:type="dxa" w:w="110"/>
+            </w:tcMar>
+          </w:tcPr>
+          <w:p>
+            <w:pPr>
+              <w:spacing w:after="400" w:before="400"/>
+              <w:jc w:val="center"/>
+            </w:pPr>
+            <w:r>
+              <w:drawing>
+                <wp:inline xmlns:a="http://schemas.openxmlformats.org/drawingml/2006/main" xmlns:pic="http://schemas.openxmlformats.org/drawingml/2006/picture">
+                  <wp:extent cx="5955030" cy="2580513"/>
+                  <wp:docPr id="9" name="Picture 9" descr="그림 3.9. 듀얼 모니터 연결 그림. 다시 꽂을 케이블과 바꿔 볼 포트를 표시한다."/>
+                  <wp:cNvGraphicFramePr>
+                    <a:graphicFrameLocks noChangeAspect="1"/>
+                  </wp:cNvGraphicFramePr>
+                  <a:graphic>
+                    <a:graphicData uri="http://schemas.openxmlformats.org/drawingml/2006/picture">
+                      <pic:pic>
+                        <pic:nvPicPr>
+                          <pic:cNvPr id="0" name="IT-HW-001_fig3.9.png"/>
+                          <pic:cNvPicPr/>
+                        </pic:nvPicPr>
+                        <pic:blipFill>
+                          <a:blip r:embed="rId21"/>
+                          <a:stretch>
+                            <a:fillRect/>
+                          </a:stretch>
+                        </pic:blipFill>
+                        <pic:spPr>
+                          <a:xfrm>
+                            <a:off x="0" y="0"/>
+                            <a:ext cx="5955030" cy="2580513"/>
+                          </a:xfrm>
+                          <a:prstGeom prst="rect"/>
+                        </pic:spPr>
+                      </pic:pic>
+                    </a:graphicData>
+                  </a:graphic>
+                </wp:inline>
+              </w:drawing>
+            </w:r>
+          </w:p>
+        </w:tc>
+      </w:tr>
+    </w:tbl>
+    <w:p>
+      <w:pPr>
+        <w:spacing w:after="100" w:before="60"/>
+      </w:pPr>
+      <w:r>
+        <w:rPr>
+          <w:rFonts w:ascii="맑은 고딕" w:cs="맑은 고딕" w:eastAsia="맑은 고딕" w:hAnsi="맑은 고딕"/>
+          <w:b/>
+          <w:bCs/>
+          <w:color w:val="4A5560"/>
+          <w:sz w:val="18"/>
+          <w:szCs w:val="18"/>
+        </w:rPr>
+        <w:t xml:space="preserve">그림 3.9. </w:t>
+      </w:r>
+      <w:r>
+        <w:rPr>
+          <w:rFonts w:ascii="맑은 고딕" w:cs="맑은 고딕" w:eastAsia="맑은 고딕" w:hAnsi="맑은 고딕"/>
+          <w:sz w:val="18"/>
+          <w:szCs w:val="18"/>
+        </w:rPr>
+        <w:t>듀얼 모니터 연결 그림. 다시 꽂을 케이블과 바꿔 볼 포트를 표시한다.</w:t>
+      </w:r>
+    </w:p>
     <w:p>
       <w:pPr>
         <w:pStyle w:val="Heading3"/>
@@ -8581,6 +9176,105 @@
         <w:t xml:space="preserve">증상을 사진으로 찍어 헬프데스크에 문의합니다. 담당자가 도킹스테이션 펌웨어를 업데이트하거나 모니터를 교체합니다.</w:t>
       </w:r>
     </w:p>
+    <w:tbl>
+      <w:tblPr>
+        <w:tblW w:type="dxa" w:w="9638"/>
+        <w:tblBorders>
+          <w:top w:val="single" w:color="auto" w:sz="4"/>
+          <w:left w:val="single" w:color="auto" w:sz="4"/>
+          <w:bottom w:val="single" w:color="auto" w:sz="4"/>
+          <w:right w:val="single" w:color="auto" w:sz="4"/>
+          <w:insideH w:val="single" w:color="auto" w:sz="4"/>
+          <w:insideV w:val="single" w:color="auto" w:sz="4"/>
+        </w:tblBorders>
+      </w:tblPr>
+      <w:tblGrid>
+        <w:gridCol w:w="9638"/>
+      </w:tblGrid>
+      <w:tr>
+        <w:tc>
+          <w:tcPr>
+            <w:tcW w:type="dxa" w:w="9638"/>
+            <w:tcBorders>
+              <w:top w:val="single" w:color="C9D3DC" w:sz="4"/>
+              <w:left w:val="single" w:color="C9D3DC" w:sz="4"/>
+              <w:bottom w:val="single" w:color="C9D3DC" w:sz="4"/>
+              <w:right w:val="single" w:color="C9D3DC" w:sz="4"/>
+            </w:tcBorders>
+            <w:tcMar>
+              <w:top w:type="dxa" w:w="70"/>
+              <w:left w:type="dxa" w:w="110"/>
+              <w:bottom w:type="dxa" w:w="70"/>
+              <w:right w:type="dxa" w:w="110"/>
+            </w:tcMar>
+          </w:tcPr>
+          <w:p>
+            <w:pPr>
+              <w:spacing w:after="400" w:before="400"/>
+              <w:jc w:val="center"/>
+            </w:pPr>
+            <w:r>
+              <w:drawing>
+                <wp:inline xmlns:a="http://schemas.openxmlformats.org/drawingml/2006/main" xmlns:pic="http://schemas.openxmlformats.org/drawingml/2006/picture">
+                  <wp:extent cx="5955030" cy="2580513"/>
+                  <wp:docPr id="10" name="Picture 10" descr="그림 3.10. 모니터 직접 연결 그림. 도킹스테이션 없이 노트북에 바로 연결하는 방법을 표시한다."/>
+                  <wp:cNvGraphicFramePr>
+                    <a:graphicFrameLocks noChangeAspect="1"/>
+                  </wp:cNvGraphicFramePr>
+                  <a:graphic>
+                    <a:graphicData uri="http://schemas.openxmlformats.org/drawingml/2006/picture">
+                      <pic:pic>
+                        <pic:nvPicPr>
+                          <pic:cNvPr id="0" name="IT-HW-001_fig3.10.png"/>
+                          <pic:cNvPicPr/>
+                        </pic:nvPicPr>
+                        <pic:blipFill>
+                          <a:blip r:embed="rId22"/>
+                          <a:stretch>
+                            <a:fillRect/>
+                          </a:stretch>
+                        </pic:blipFill>
+                        <pic:spPr>
+                          <a:xfrm>
+                            <a:off x="0" y="0"/>
+                            <a:ext cx="5955030" cy="2580513"/>
+                          </a:xfrm>
+                          <a:prstGeom prst="rect"/>
+                        </pic:spPr>
+                      </pic:pic>
+                    </a:graphicData>
+                  </a:graphic>
+                </wp:inline>
+              </w:drawing>
+            </w:r>
+          </w:p>
+        </w:tc>
+      </w:tr>
+    </w:tbl>
+    <w:p>
+      <w:pPr>
+        <w:spacing w:after="100" w:before="60"/>
+      </w:pPr>
+      <w:r>
+        <w:rPr>
+          <w:rFonts w:ascii="맑은 고딕" w:cs="맑은 고딕" w:eastAsia="맑은 고딕" w:hAnsi="맑은 고딕"/>
+          <w:b/>
+          <w:bCs/>
+          <w:color w:val="4A5560"/>
+          <w:sz w:val="18"/>
+          <w:szCs w:val="18"/>
+        </w:rPr>
+        <w:t xml:space="preserve">그림 3.10. </w:t>
+      </w:r>
+      <w:r>
+        <w:rPr>
+          <w:rFonts w:ascii="맑은 고딕" w:cs="맑은 고딕" w:eastAsia="맑은 고딕" w:hAnsi="맑은 고딕"/>
+          <w:sz w:val="18"/>
+          <w:szCs w:val="18"/>
+        </w:rPr>
+        <w:t>모니터 직접 연결 그림. 도킹스테이션 없이 노트북에 바로 연결하는 방법을 표시한다.</w:t>
+      </w:r>
+    </w:p>
     <w:p>
       <w:pPr>
         <w:pStyle w:val="Heading3"/>
@@ -9072,6 +9766,105 @@
         <w:t xml:space="preserve">다시 사용해 봅니다.</w:t>
       </w:r>
     </w:p>
+    <w:tbl>
+      <w:tblPr>
+        <w:tblW w:type="dxa" w:w="9638"/>
+        <w:tblBorders>
+          <w:top w:val="single" w:color="auto" w:sz="4"/>
+          <w:left w:val="single" w:color="auto" w:sz="4"/>
+          <w:bottom w:val="single" w:color="auto" w:sz="4"/>
+          <w:right w:val="single" w:color="auto" w:sz="4"/>
+          <w:insideH w:val="single" w:color="auto" w:sz="4"/>
+          <w:insideV w:val="single" w:color="auto" w:sz="4"/>
+        </w:tblBorders>
+      </w:tblPr>
+      <w:tblGrid>
+        <w:gridCol w:w="9638"/>
+      </w:tblGrid>
+      <w:tr>
+        <w:tc>
+          <w:tcPr>
+            <w:tcW w:type="dxa" w:w="9638"/>
+            <w:tcBorders>
+              <w:top w:val="single" w:color="C9D3DC" w:sz="4"/>
+              <w:left w:val="single" w:color="C9D3DC" w:sz="4"/>
+              <w:bottom w:val="single" w:color="C9D3DC" w:sz="4"/>
+              <w:right w:val="single" w:color="C9D3DC" w:sz="4"/>
+            </w:tcBorders>
+            <w:tcMar>
+              <w:top w:type="dxa" w:w="70"/>
+              <w:left w:type="dxa" w:w="110"/>
+              <w:bottom w:type="dxa" w:w="70"/>
+              <w:right w:type="dxa" w:w="110"/>
+            </w:tcMar>
+          </w:tcPr>
+          <w:p>
+            <w:pPr>
+              <w:spacing w:after="400" w:before="400"/>
+              <w:jc w:val="center"/>
+            </w:pPr>
+            <w:r>
+              <w:drawing>
+                <wp:inline xmlns:a="http://schemas.openxmlformats.org/drawingml/2006/main" xmlns:pic="http://schemas.openxmlformats.org/drawingml/2006/picture">
+                  <wp:extent cx="5955030" cy="2580513"/>
+                  <wp:docPr id="11" name="Picture 11" descr="그림 3.11. 무선 마우스 수신기 위치 그림. 수신기를 꽂을 노트북 USB 포트를 표시한다."/>
+                  <wp:cNvGraphicFramePr>
+                    <a:graphicFrameLocks noChangeAspect="1"/>
+                  </wp:cNvGraphicFramePr>
+                  <a:graphic>
+                    <a:graphicData uri="http://schemas.openxmlformats.org/drawingml/2006/picture">
+                      <pic:pic>
+                        <pic:nvPicPr>
+                          <pic:cNvPr id="0" name="IT-HW-001_fig3.11.png"/>
+                          <pic:cNvPicPr/>
+                        </pic:nvPicPr>
+                        <pic:blipFill>
+                          <a:blip r:embed="rId23"/>
+                          <a:stretch>
+                            <a:fillRect/>
+                          </a:stretch>
+                        </pic:blipFill>
+                        <pic:spPr>
+                          <a:xfrm>
+                            <a:off x="0" y="0"/>
+                            <a:ext cx="5955030" cy="2580513"/>
+                          </a:xfrm>
+                          <a:prstGeom prst="rect"/>
+                        </pic:spPr>
+                      </pic:pic>
+                    </a:graphicData>
+                  </a:graphic>
+                </wp:inline>
+              </w:drawing>
+            </w:r>
+          </w:p>
+        </w:tc>
+      </w:tr>
+    </w:tbl>
+    <w:p>
+      <w:pPr>
+        <w:spacing w:after="100" w:before="60"/>
+      </w:pPr>
+      <w:r>
+        <w:rPr>
+          <w:rFonts w:ascii="맑은 고딕" w:cs="맑은 고딕" w:eastAsia="맑은 고딕" w:hAnsi="맑은 고딕"/>
+          <w:b/>
+          <w:bCs/>
+          <w:color w:val="4A5560"/>
+          <w:sz w:val="18"/>
+          <w:szCs w:val="18"/>
+        </w:rPr>
+        <w:t xml:space="preserve">그림 3.11. </w:t>
+      </w:r>
+      <w:r>
+        <w:rPr>
+          <w:rFonts w:ascii="맑은 고딕" w:cs="맑은 고딕" w:eastAsia="맑은 고딕" w:hAnsi="맑은 고딕"/>
+          <w:sz w:val="18"/>
+          <w:szCs w:val="18"/>
+        </w:rPr>
+        <w:t>무선 마우스 수신기 위치 그림. 수신기를 꽂을 노트북 USB 포트를 표시한다.</w:t>
+      </w:r>
+    </w:p>
     <w:p>
       <w:pPr>
         <w:pStyle w:val="Heading3"/>
@@ -9547,6 +10340,105 @@
         <w:t xml:space="preserve">평소 3.1에 따라 C드라이브 여유 공간을 10% 이상 유지합니다.</w:t>
       </w:r>
     </w:p>
+    <w:tbl>
+      <w:tblPr>
+        <w:tblW w:type="dxa" w:w="9638"/>
+        <w:tblBorders>
+          <w:top w:val="single" w:color="auto" w:sz="4"/>
+          <w:left w:val="single" w:color="auto" w:sz="4"/>
+          <w:bottom w:val="single" w:color="auto" w:sz="4"/>
+          <w:right w:val="single" w:color="auto" w:sz="4"/>
+          <w:insideH w:val="single" w:color="auto" w:sz="4"/>
+          <w:insideV w:val="single" w:color="auto" w:sz="4"/>
+        </w:tblBorders>
+      </w:tblPr>
+      <w:tblGrid>
+        <w:gridCol w:w="9638"/>
+      </w:tblGrid>
+      <w:tr>
+        <w:tc>
+          <w:tcPr>
+            <w:tcW w:type="dxa" w:w="9638"/>
+            <w:tcBorders>
+              <w:top w:val="single" w:color="C9D3DC" w:sz="4"/>
+              <w:left w:val="single" w:color="C9D3DC" w:sz="4"/>
+              <w:bottom w:val="single" w:color="C9D3DC" w:sz="4"/>
+              <w:right w:val="single" w:color="C9D3DC" w:sz="4"/>
+            </w:tcBorders>
+            <w:tcMar>
+              <w:top w:type="dxa" w:w="70"/>
+              <w:left w:type="dxa" w:w="110"/>
+              <w:bottom w:type="dxa" w:w="70"/>
+              <w:right w:type="dxa" w:w="110"/>
+            </w:tcMar>
+          </w:tcPr>
+          <w:p>
+            <w:pPr>
+              <w:spacing w:after="400" w:before="400"/>
+              <w:jc w:val="center"/>
+            </w:pPr>
+            <w:r>
+              <w:drawing>
+                <wp:inline xmlns:a="http://schemas.openxmlformats.org/drawingml/2006/main" xmlns:pic="http://schemas.openxmlformats.org/drawingml/2006/picture">
+                  <wp:extent cx="5955030" cy="2580513"/>
+                  <wp:docPr id="12" name="Picture 12" descr="그림 3.12. OS 업데이트 '재시작 중' 화면 예시와 조치 순서."/>
+                  <wp:cNvGraphicFramePr>
+                    <a:graphicFrameLocks noChangeAspect="1"/>
+                  </wp:cNvGraphicFramePr>
+                  <a:graphic>
+                    <a:graphicData uri="http://schemas.openxmlformats.org/drawingml/2006/picture">
+                      <pic:pic>
+                        <pic:nvPicPr>
+                          <pic:cNvPr id="0" name="IT-HW-001_fig3.12.png"/>
+                          <pic:cNvPicPr/>
+                        </pic:nvPicPr>
+                        <pic:blipFill>
+                          <a:blip r:embed="rId24"/>
+                          <a:stretch>
+                            <a:fillRect/>
+                          </a:stretch>
+                        </pic:blipFill>
+                        <pic:spPr>
+                          <a:xfrm>
+                            <a:off x="0" y="0"/>
+                            <a:ext cx="5955030" cy="2580513"/>
+                          </a:xfrm>
+                          <a:prstGeom prst="rect"/>
+                        </pic:spPr>
+                      </pic:pic>
+                    </a:graphicData>
+                  </a:graphic>
+                </wp:inline>
+              </w:drawing>
+            </w:r>
+          </w:p>
+        </w:tc>
+      </w:tr>
+    </w:tbl>
+    <w:p>
+      <w:pPr>
+        <w:spacing w:after="100" w:before="60"/>
+      </w:pPr>
+      <w:r>
+        <w:rPr>
+          <w:rFonts w:ascii="맑은 고딕" w:cs="맑은 고딕" w:eastAsia="맑은 고딕" w:hAnsi="맑은 고딕"/>
+          <w:b/>
+          <w:bCs/>
+          <w:color w:val="4A5560"/>
+          <w:sz w:val="18"/>
+          <w:szCs w:val="18"/>
+        </w:rPr>
+        <w:t xml:space="preserve">그림 3.12. </w:t>
+      </w:r>
+      <w:r>
+        <w:rPr>
+          <w:rFonts w:ascii="맑은 고딕" w:cs="맑은 고딕" w:eastAsia="맑은 고딕" w:hAnsi="맑은 고딕"/>
+          <w:sz w:val="18"/>
+          <w:szCs w:val="18"/>
+        </w:rPr>
+        <w:t>OS 업데이트 '재시작 중' 화면 예시와 조치 순서.</w:t>
+      </w:r>
+    </w:p>
     <w:p>
       <w:pPr>
         <w:pStyle w:val="Heading3"/>
@@ -10052,6 +10944,105 @@
           <w:rFonts w:ascii="맑은 고딕" w:cs="맑은 고딕" w:eastAsia="맑은 고딕" w:hAnsi="맑은 고딕"/>
         </w:rPr>
         <w:t xml:space="preserve">그래도 소리가 나지 않으면 헬프데스크에 문의합니다. 담당자가 오디오 드라이버를 다시 설치합니다.</w:t>
+      </w:r>
+    </w:p>
+    <w:tbl>
+      <w:tblPr>
+        <w:tblW w:type="dxa" w:w="9638"/>
+        <w:tblBorders>
+          <w:top w:val="single" w:color="auto" w:sz="4"/>
+          <w:left w:val="single" w:color="auto" w:sz="4"/>
+          <w:bottom w:val="single" w:color="auto" w:sz="4"/>
+          <w:right w:val="single" w:color="auto" w:sz="4"/>
+          <w:insideH w:val="single" w:color="auto" w:sz="4"/>
+          <w:insideV w:val="single" w:color="auto" w:sz="4"/>
+        </w:tblBorders>
+      </w:tblPr>
+      <w:tblGrid>
+        <w:gridCol w:w="9638"/>
+      </w:tblGrid>
+      <w:tr>
+        <w:tc>
+          <w:tcPr>
+            <w:tcW w:type="dxa" w:w="9638"/>
+            <w:tcBorders>
+              <w:top w:val="single" w:color="C9D3DC" w:sz="4"/>
+              <w:left w:val="single" w:color="C9D3DC" w:sz="4"/>
+              <w:bottom w:val="single" w:color="C9D3DC" w:sz="4"/>
+              <w:right w:val="single" w:color="C9D3DC" w:sz="4"/>
+            </w:tcBorders>
+            <w:tcMar>
+              <w:top w:type="dxa" w:w="70"/>
+              <w:left w:type="dxa" w:w="110"/>
+              <w:bottom w:type="dxa" w:w="70"/>
+              <w:right w:type="dxa" w:w="110"/>
+            </w:tcMar>
+          </w:tcPr>
+          <w:p>
+            <w:pPr>
+              <w:spacing w:after="400" w:before="400"/>
+              <w:jc w:val="center"/>
+            </w:pPr>
+            <w:r>
+              <w:drawing>
+                <wp:inline xmlns:a="http://schemas.openxmlformats.org/drawingml/2006/main" xmlns:pic="http://schemas.openxmlformats.org/drawingml/2006/picture">
+                  <wp:extent cx="5955030" cy="2580513"/>
+                  <wp:docPr id="13" name="Picture 13" descr="그림 3.13. 소리 출력 장치 선택 화면. 출력 장치를 확인하는 위치를 표시한다."/>
+                  <wp:cNvGraphicFramePr>
+                    <a:graphicFrameLocks noChangeAspect="1"/>
+                  </wp:cNvGraphicFramePr>
+                  <a:graphic>
+                    <a:graphicData uri="http://schemas.openxmlformats.org/drawingml/2006/picture">
+                      <pic:pic>
+                        <pic:nvPicPr>
+                          <pic:cNvPr id="0" name="IT-HW-001_fig3.13.png"/>
+                          <pic:cNvPicPr/>
+                        </pic:nvPicPr>
+                        <pic:blipFill>
+                          <a:blip r:embed="rId25"/>
+                          <a:stretch>
+                            <a:fillRect/>
+                          </a:stretch>
+                        </pic:blipFill>
+                        <pic:spPr>
+                          <a:xfrm>
+                            <a:off x="0" y="0"/>
+                            <a:ext cx="5955030" cy="2580513"/>
+                          </a:xfrm>
+                          <a:prstGeom prst="rect"/>
+                        </pic:spPr>
+                      </pic:pic>
+                    </a:graphicData>
+                  </a:graphic>
+                </wp:inline>
+              </w:drawing>
+            </w:r>
+          </w:p>
+        </w:tc>
+      </w:tr>
+    </w:tbl>
+    <w:p>
+      <w:pPr>
+        <w:spacing w:after="100" w:before="60"/>
+      </w:pPr>
+      <w:r>
+        <w:rPr>
+          <w:rFonts w:ascii="맑은 고딕" w:cs="맑은 고딕" w:eastAsia="맑은 고딕" w:hAnsi="맑은 고딕"/>
+          <w:b/>
+          <w:bCs/>
+          <w:color w:val="4A5560"/>
+          <w:sz w:val="18"/>
+          <w:szCs w:val="18"/>
+        </w:rPr>
+        <w:t xml:space="preserve">그림 3.13. </w:t>
+      </w:r>
+      <w:r>
+        <w:rPr>
+          <w:rFonts w:ascii="맑은 고딕" w:cs="맑은 고딕" w:eastAsia="맑은 고딕" w:hAnsi="맑은 고딕"/>
+          <w:sz w:val="18"/>
+          <w:szCs w:val="18"/>
+        </w:rPr>
+        <w:t>소리 출력 장치 선택 화면. 출력 장치를 확인하는 위치를 표시한다.</w:t>
       </w:r>
     </w:p>
     <w:p>
